--- a/document_test.docx
+++ b/document_test.docx
@@ -39,8 +39,6 @@
         </w:rPr>
         <w:t>${search1}</w:t>
       </w:r>
-      <w:bookmarkStart w:id="0" w:name="_GoBack"/>
-      <w:bookmarkEnd w:id="0"/>
     </w:p>
     <w:p>
       <w:pPr>
@@ -85,7 +83,7 @@
     </w:p>
     <w:tbl>
       <w:tblPr>
-        <w:tblStyle w:val="3"/>
+        <w:tblStyle w:val="5"/>
         <w:tblW w:w="0" w:type="auto"/>
         <w:tblInd w:w="0" w:type="dxa"/>
         <w:tblBorders>
@@ -118,12 +116,6 @@
             <w:insideH w:val="single" w:color="auto" w:sz="4" w:space="0"/>
             <w:insideV w:val="single" w:color="auto" w:sz="4" w:space="0"/>
           </w:tblBorders>
-          <w:tblCellMar>
-            <w:top w:w="0" w:type="dxa"/>
-            <w:left w:w="108" w:type="dxa"/>
-            <w:bottom w:w="0" w:type="dxa"/>
-            <w:right w:w="108" w:type="dxa"/>
-          </w:tblCellMar>
         </w:tblPrEx>
         <w:tc>
           <w:tcPr>
@@ -241,7 +233,102 @@
         </w:rPr>
       </w:pPr>
     </w:p>
+    <w:p>
+      <w:pPr>
+        <w:rPr>
+          <w:rFonts w:hint="default"/>
+          <w:lang w:val="en-US" w:eastAsia="zh-CN"/>
+        </w:rPr>
+      </w:pPr>
+    </w:p>
+    <w:p>
+      <w:pPr>
+        <w:rPr>
+          <w:rFonts w:hint="default"/>
+          <w:lang w:val="en-US" w:eastAsia="zh-CN"/>
+        </w:rPr>
+      </w:pPr>
+    </w:p>
+    <w:p>
+      <w:pPr>
+        <w:rPr>
+          <w:rFonts w:hint="eastAsia"/>
+          <w:lang w:val="en-US" w:eastAsia="zh-CN"/>
+        </w:rPr>
+      </w:pPr>
+      <w:r>
+        <w:rPr>
+          <w:rFonts w:hint="eastAsia"/>
+          <w:lang w:val="en-US" w:eastAsia="zh-CN"/>
+        </w:rPr>
+        <w:t>${img:200:100}</w:t>
+      </w:r>
+    </w:p>
+    <w:p>
+      <w:pPr>
+        <w:rPr>
+          <w:rFonts w:hint="eastAsia"/>
+          <w:lang w:val="en-US" w:eastAsia="zh-CN"/>
+        </w:rPr>
+      </w:pPr>
+    </w:p>
+    <w:p>
+      <w:pPr>
+        <w:rPr>
+          <w:rFonts w:hint="eastAsia"/>
+          <w:lang w:val="en-US" w:eastAsia="zh-CN"/>
+        </w:rPr>
+      </w:pPr>
+    </w:p>
+    <w:p>
+      <w:pPr>
+        <w:rPr>
+          <w:rFonts w:hint="eastAsia"/>
+          <w:lang w:val="en-US" w:eastAsia="zh-CN"/>
+        </w:rPr>
+      </w:pPr>
+      <w:r>
+        <w:rPr>
+          <w:rFonts w:hint="eastAsia"/>
+          <w:lang w:val="en-US" w:eastAsia="zh-CN"/>
+        </w:rPr>
+        <w:t>${img2}</w:t>
+      </w:r>
+    </w:p>
+    <w:p>
+      <w:pPr>
+        <w:rPr>
+          <w:rFonts w:hint="eastAsia"/>
+          <w:lang w:val="en-US" w:eastAsia="zh-CN"/>
+        </w:rPr>
+      </w:pPr>
+    </w:p>
+    <w:p>
+      <w:pPr>
+        <w:rPr>
+          <w:rFonts w:hint="eastAsia"/>
+          <w:lang w:val="en-US" w:eastAsia="zh-CN"/>
+        </w:rPr>
+      </w:pPr>
+    </w:p>
+    <w:p>
+      <w:pPr>
+        <w:rPr>
+          <w:rFonts w:hint="default"/>
+          <w:lang w:val="en-US" w:eastAsia="zh-CN"/>
+        </w:rPr>
+      </w:pPr>
+      <w:r>
+        <w:rPr>
+          <w:rFonts w:hint="eastAsia"/>
+          <w:lang w:val="en-US" w:eastAsia="zh-CN"/>
+        </w:rPr>
+        <w:t>${img3}</w:t>
+      </w:r>
+    </w:p>
     <w:sectPr>
+      <w:headerReference r:id="rId3" w:type="default"/>
+      <w:footerReference r:id="rId4" w:type="default"/>
       <w:pgSz w:w="11906" w:h="16838"/>
       <w:pgMar w:top="1440" w:right="1800" w:bottom="1440" w:left="1800" w:header="851" w:footer="992" w:gutter="0"/>
       <w:cols w:space="425" w:num="1"/>
@@ -249,6 +336,118 @@
     </w:sectPr>
   </w:body>
 </w:document>
+</file>
+
+<file path=word/footer1.xml><?xml version="1.0" encoding="utf-8"?>
+<w:ftr xmlns:wpc="http://schemas.microsoft.com/office/word/2010/wordprocessingCanvas" xmlns:mc="http://schemas.openxmlformats.org/markup-compatibility/2006" xmlns:o="urn:schemas-microsoft-com:office:office" xmlns:r="http://schemas.openxmlformats.org/officeDocument/2006/relationships" xmlns:m="http://schemas.openxmlformats.org/officeDocument/2006/math" xmlns:v="urn:schemas-microsoft-com:vml" xmlns:wp14="http://schemas.microsoft.com/office/word/2010/wordprocessingDrawing" xmlns:wp="http://schemas.openxmlformats.org/drawingml/2006/wordprocessingDrawing" xmlns:w10="urn:schemas-microsoft-com:office:word" xmlns:w="http://schemas.openxmlformats.org/wordprocessingml/2006/main" xmlns:w14="http://schemas.microsoft.com/office/word/2010/wordml" xmlns:w15="http://schemas.microsoft.com/office/word/2012/wordml" xmlns:wpg="http://schemas.microsoft.com/office/word/2010/wordprocessingGroup" xmlns:wpi="http://schemas.microsoft.com/office/word/2010/wordprocessingInk" xmlns:wne="http://schemas.microsoft.com/office/word/2006/wordml" xmlns:wps="http://schemas.microsoft.com/office/word/2010/wordprocessingShape" xmlns:wpsCustomData="http://www.wps.cn/officeDocument/2013/wpsCustomData" mc:Ignorable="w14 w15 wp14">
+  <w:p>
+    <w:pPr>
+      <w:pStyle w:val="2"/>
+      <w:rPr>
+        <w:rFonts w:hint="default" w:eastAsiaTheme="minorEastAsia"/>
+        <w:lang w:val="en-US" w:eastAsia="zh-CN"/>
+      </w:rPr>
+    </w:pPr>
+    <w:r>
+      <w:rPr>
+        <w:rFonts w:hint="eastAsia"/>
+        <w:lang w:val="en-US" w:eastAsia="zh-CN"/>
+      </w:rPr>
+      <w:t>这里是</w:t>
+    </w:r>
+  </w:p>
+</w:ftr>
+</file>
+
+<file path=word/header1.xml><?xml version="1.0" encoding="utf-8"?>
+<w:hdr xmlns:wpc="http://schemas.microsoft.com/office/word/2010/wordprocessingCanvas" xmlns:mc="http://schemas.openxmlformats.org/markup-compatibility/2006" xmlns:o="urn:schemas-microsoft-com:office:office" xmlns:r="http://schemas.openxmlformats.org/officeDocument/2006/relationships" xmlns:m="http://schemas.openxmlformats.org/officeDocument/2006/math" xmlns:v="urn:schemas-microsoft-com:vml" xmlns:wp14="http://schemas.microsoft.com/office/word/2010/wordprocessingDrawing" xmlns:wp="http://schemas.openxmlformats.org/drawingml/2006/wordprocessingDrawing" xmlns:w10="urn:schemas-microsoft-com:office:word" xmlns:w="http://schemas.openxmlformats.org/wordprocessingml/2006/main" xmlns:w14="http://schemas.microsoft.com/office/word/2010/wordml" xmlns:w15="http://schemas.microsoft.com/office/word/2012/wordml" xmlns:wpg="http://schemas.microsoft.com/office/word/2010/wordprocessingGroup" xmlns:wpi="http://schemas.microsoft.com/office/word/2010/wordprocessingInk" xmlns:wne="http://schemas.microsoft.com/office/word/2006/wordml" xmlns:wps="http://schemas.microsoft.com/office/word/2010/wordprocessingShape" xmlns:wpsCustomData="http://www.wps.cn/officeDocument/2013/wpsCustomData" mc:Ignorable="w14 w15 wp14">
+  <w:p>
+    <w:pPr>
+      <w:pStyle w:val="3"/>
+      <w:rPr>
+        <w:rFonts w:hint="eastAsia"/>
+        <w:lang w:val="en-US" w:eastAsia="zh-CN"/>
+      </w:rPr>
+    </w:pPr>
+    <w:bookmarkStart w:id="0" w:name="_GoBack"/>
+    <w:r>
+      <w:rPr>
+        <w:rFonts w:hint="eastAsia"/>
+        <w:lang w:val="en-US" w:eastAsia="zh-CN"/>
+      </w:rPr>
+      <w:drawing>
+        <wp:inline distT="0" distB="0" distL="114300" distR="114300">
+          <wp:extent cx="885825" cy="580390"/>
+          <wp:effectExtent l="0" t="0" r="9525" b="10160"/>
+          <wp:docPr id="2" name="图片 2" descr="logo"/>
+          <wp:cNvGraphicFramePr>
+            <a:graphicFrameLocks xmlns:a="http://schemas.openxmlformats.org/drawingml/2006/main" noChangeAspect="1"/>
+          </wp:cNvGraphicFramePr>
+          <a:graphic xmlns:a="http://schemas.openxmlformats.org/drawingml/2006/main">
+            <a:graphicData uri="http://schemas.openxmlformats.org/drawingml/2006/picture">
+              <pic:pic xmlns:pic="http://schemas.openxmlformats.org/drawingml/2006/picture">
+                <pic:nvPicPr>
+                  <pic:cNvPr id="2" name="图片 2" descr="logo"/>
+                  <pic:cNvPicPr>
+                    <a:picLocks noChangeAspect="1"/>
+                  </pic:cNvPicPr>
+                </pic:nvPicPr>
+                <pic:blipFill>
+                  <a:blip r:embed="rId1"/>
+                  <a:stretch>
+                    <a:fillRect/>
+                  </a:stretch>
+                </pic:blipFill>
+                <pic:spPr>
+                  <a:xfrm>
+                    <a:off x="0" y="0"/>
+                    <a:ext cx="885825" cy="580390"/>
+                  </a:xfrm>
+                  <a:prstGeom prst="rect">
+                    <a:avLst/>
+                  </a:prstGeom>
+                </pic:spPr>
+              </pic:pic>
+            </a:graphicData>
+          </a:graphic>
+        </wp:inline>
+      </w:drawing>
+    </w:r>
+    <w:bookmarkEnd w:id="0"/>
+  </w:p>
+  <w:p>
+    <w:pPr>
+      <w:pStyle w:val="3"/>
+      <w:rPr>
+        <w:rFonts w:hint="eastAsia"/>
+        <w:lang w:val="en-US" w:eastAsia="zh-CN"/>
+      </w:rPr>
+    </w:pPr>
+    <w:r>
+      <w:rPr>
+        <w:rFonts w:hint="eastAsia"/>
+        <w:lang w:val="en-US" w:eastAsia="zh-CN"/>
+      </w:rPr>
+      <w:t>${img3}</w:t>
+    </w:r>
+  </w:p>
+  <w:p>
+    <w:pPr>
+      <w:pStyle w:val="3"/>
+      <w:rPr>
+        <w:rFonts w:hint="default"/>
+        <w:lang w:val="en-US" w:eastAsia="zh-CN"/>
+      </w:rPr>
+    </w:pPr>
+    <w:r>
+      <w:rPr>
+        <w:rFonts w:hint="eastAsia"/>
+        <w:lang w:val="en-US" w:eastAsia="zh-CN"/>
+      </w:rPr>
+      <w:t>这里是header</w:t>
+    </w:r>
+  </w:p>
+</w:hdr>
 </file>
 
 <file path=word/styles.xml><?xml version="1.0" encoding="utf-8"?>
@@ -409,7 +608,7 @@
     <w:lsdException w:unhideWhenUsed="0" w:uiPriority="0" w:semiHidden="0" w:name="Table Web 2"/>
     <w:lsdException w:unhideWhenUsed="0" w:uiPriority="0" w:semiHidden="0" w:name="Table Web 3"/>
     <w:lsdException w:unhideWhenUsed="0" w:uiPriority="0" w:semiHidden="0" w:name="Balloon Text"/>
-    <w:lsdException w:unhideWhenUsed="0" w:uiPriority="0" w:semiHidden="0" w:name="Table Grid"/>
+    <w:lsdException w:qFormat="1" w:unhideWhenUsed="0" w:uiPriority="0" w:semiHidden="0" w:name="Table Grid"/>
     <w:lsdException w:unhideWhenUsed="0" w:uiPriority="0" w:semiHidden="0" w:name="Table Theme"/>
     <w:lsdException w:unhideWhenUsed="0" w:uiPriority="60" w:semiHidden="0" w:name="Light Shading"/>
     <w:lsdException w:unhideWhenUsed="0" w:uiPriority="61" w:semiHidden="0" w:name="Light List"/>
@@ -526,13 +725,13 @@
       <w:lang w:val="en-US" w:eastAsia="zh-CN" w:bidi="ar-SA"/>
     </w:rPr>
   </w:style>
-  <w:style w:type="character" w:default="1" w:styleId="4">
+  <w:style w:type="character" w:default="1" w:styleId="6">
     <w:name w:val="Default Paragraph Font"/>
     <w:semiHidden/>
     <w:qFormat/>
     <w:uiPriority w:val="0"/>
   </w:style>
-  <w:style w:type="table" w:default="1" w:styleId="2">
+  <w:style w:type="table" w:default="1" w:styleId="4">
     <w:name w:val="Normal Table"/>
     <w:semiHidden/>
     <w:qFormat/>
@@ -546,9 +745,50 @@
       </w:tblCellMar>
     </w:tblPr>
   </w:style>
-  <w:style w:type="table" w:styleId="3">
+  <w:style w:type="paragraph" w:styleId="2">
+    <w:name w:val="footer"/>
+    <w:basedOn w:val="1"/>
+    <w:uiPriority w:val="0"/>
+    <w:pPr>
+      <w:tabs>
+        <w:tab w:val="center" w:pos="4153"/>
+        <w:tab w:val="right" w:pos="8306"/>
+      </w:tabs>
+      <w:snapToGrid w:val="0"/>
+      <w:jc w:val="left"/>
+    </w:pPr>
+    <w:rPr>
+      <w:sz w:val="18"/>
+    </w:rPr>
+  </w:style>
+  <w:style w:type="paragraph" w:styleId="3">
+    <w:name w:val="header"/>
+    <w:basedOn w:val="1"/>
+    <w:uiPriority w:val="0"/>
+    <w:pPr>
+      <w:pBdr>
+        <w:top w:val="none" w:color="auto" w:sz="0" w:space="1"/>
+        <w:left w:val="none" w:color="auto" w:sz="0" w:space="4"/>
+        <w:bottom w:val="none" w:color="auto" w:sz="0" w:space="1"/>
+        <w:right w:val="none" w:color="auto" w:sz="0" w:space="4"/>
+      </w:pBdr>
+      <w:tabs>
+        <w:tab w:val="center" w:pos="4153"/>
+        <w:tab w:val="right" w:pos="8306"/>
+      </w:tabs>
+      <w:snapToGrid w:val="0"/>
+      <w:spacing w:line="240" w:lineRule="auto"/>
+      <w:jc w:val="both"/>
+      <w:outlineLvl w:val="9"/>
+    </w:pPr>
+    <w:rPr>
+      <w:sz w:val="18"/>
+    </w:rPr>
+  </w:style>
+  <w:style w:type="table" w:styleId="5">
     <w:name w:val="Table Grid"/>
-    <w:basedOn w:val="2"/>
+    <w:basedOn w:val="4"/>
+    <w:qFormat/>
     <w:uiPriority w:val="0"/>
     <w:pPr>
       <w:widowControl w:val="0"/>
